--- a/pr-preview/pr-204/nonparametric-models-handout.docx
+++ b/pr-preview/pr-204/nonparametric-models-handout.docx
@@ -15,7 +15,7 @@
         <w:pStyle w:val="Date"/>
       </w:pPr>
       <w:r>
-        <w:t xml:space="preserve">Last modified: 2026-10-15 03:31:19 (PDT)</w:t>
+        <w:t xml:space="preserve">Last modified: 2026-10-15 05:27:52 (PDT)</w:t>
       </w:r>
     </w:p>
     <w:bookmarkStart w:id="14" w:name="empirical-distribution"/>
@@ -8168,7 +8168,7 @@
       </w:r>
     </w:p>
     <w:bookmarkEnd w:id="38"/>
-    <w:bookmarkStart w:id="47" w:name="textbook-cross-references"/>
+    <w:bookmarkStart w:id="39" w:name="textbook-cross-references"/>
     <w:p>
       <w:pPr>
         <w:pStyle w:val="Heading2"/>
@@ -8245,8 +8245,18 @@
         <w:t xml:space="preserve">: Order statistics</w:t>
       </w:r>
     </w:p>
-    <w:bookmarkStart w:id="46" w:name="refs"/>
-    <w:bookmarkStart w:id="40" w:name="ref-CaseBerg01"/>
+    <w:bookmarkEnd w:id="39"/>
+    <w:bookmarkStart w:id="48" w:name="references"/>
+    <w:p>
+      <w:pPr>
+        <w:pStyle w:val="Heading2"/>
+      </w:pPr>
+      <w:r>
+        <w:t xml:space="preserve">References</w:t>
+      </w:r>
+    </w:p>
+    <w:bookmarkStart w:id="47" w:name="refs"/>
+    <w:bookmarkStart w:id="41" w:name="ref-CaseBerg01"/>
     <w:p>
       <w:pPr>
         <w:pStyle w:val="Bibliography"/>
@@ -8270,7 +8280,7 @@
       <w:r>
         <w:t xml:space="preserve"> </w:t>
       </w:r>
-      <w:hyperlink r:id="rId39">
+      <w:hyperlink r:id="rId40">
         <w:r>
           <w:rPr>
             <w:rStyle w:val="Hyperlink"/>
@@ -8282,8 +8292,8 @@
         <w:t xml:space="preserve">.</w:t>
       </w:r>
     </w:p>
-    <w:bookmarkEnd w:id="40"/>
-    <w:bookmarkStart w:id="42" w:name="ref-efron1993introduction"/>
+    <w:bookmarkEnd w:id="41"/>
+    <w:bookmarkStart w:id="43" w:name="ref-efron1993introduction"/>
     <w:p>
       <w:pPr>
         <w:pStyle w:val="Bibliography"/>
@@ -8307,7 +8317,7 @@
       <w:r>
         <w:t xml:space="preserve"> </w:t>
       </w:r>
-      <w:hyperlink r:id="rId41">
+      <w:hyperlink r:id="rId42">
         <w:r>
           <w:rPr>
             <w:rStyle w:val="Hyperlink"/>
@@ -8319,8 +8329,8 @@
         <w:t xml:space="preserve">.</w:t>
       </w:r>
     </w:p>
-    <w:bookmarkEnd w:id="42"/>
-    <w:bookmarkStart w:id="44" w:name="ref-hastie2009elements"/>
+    <w:bookmarkEnd w:id="43"/>
+    <w:bookmarkStart w:id="45" w:name="ref-hastie2009elements"/>
     <w:p>
       <w:pPr>
         <w:pStyle w:val="Bibliography"/>
@@ -8344,7 +8354,7 @@
       <w:r>
         <w:t xml:space="preserve"> </w:t>
       </w:r>
-      <w:hyperlink r:id="rId43">
+      <w:hyperlink r:id="rId44">
         <w:r>
           <w:rPr>
             <w:rStyle w:val="Hyperlink"/>
@@ -8356,8 +8366,8 @@
         <w:t xml:space="preserve">.</w:t>
       </w:r>
     </w:p>
-    <w:bookmarkEnd w:id="44"/>
-    <w:bookmarkStart w:id="45" w:name="ref-hoggtanis2015"/>
+    <w:bookmarkEnd w:id="45"/>
+    <w:bookmarkStart w:id="46" w:name="ref-hoggtanis2015"/>
     <w:p>
       <w:pPr>
         <w:pStyle w:val="Bibliography"/>
@@ -8379,9 +8389,9 @@
         <w:t xml:space="preserve">. Tenth edition. Pearson.</w:t>
       </w:r>
     </w:p>
-    <w:bookmarkEnd w:id="45"/>
     <w:bookmarkEnd w:id="46"/>
     <w:bookmarkEnd w:id="47"/>
+    <w:bookmarkEnd w:id="48"/>
     <w:sectPr>
       <w:footnotePr>
         <w:numRestart w:val="eachSect"/>

--- a/pr-preview/pr-204/nonparametric-models-handout.docx
+++ b/pr-preview/pr-204/nonparametric-models-handout.docx
@@ -15,7 +15,7 @@
         <w:pStyle w:val="Date"/>
       </w:pPr>
       <w:r>
-        <w:t xml:space="preserve">Last modified: 2026-10-15 05:27:52 (PDT)</w:t>
+        <w:t xml:space="preserve">Last modified: 2026-10-15 08:46:14 (PDT)</w:t>
       </w:r>
     </w:p>
     <w:bookmarkStart w:id="14" w:name="empirical-distribution"/>
@@ -1687,6 +1687,20 @@
       </w:r>
     </w:p>
     <w:bookmarkEnd w:id="17"/>
+    <w:p>
+      <w:pPr>
+        <w:pStyle w:val="BodyText"/>
+      </w:pPr>
+      <w:r>
+        <w:t xml:space="preserve">Rice (2007, sec. 10.2.1, pp. 378–379)</w:t>
+      </w:r>
+      <w:r>
+        <w:t xml:space="preserve"> </w:t>
+      </w:r>
+      <w:r>
+        <w:t xml:space="preserve">covers the empirical CDF.</w:t>
+      </w:r>
+    </w:p>
     <w:bookmarkEnd w:id="18"/>
     <w:bookmarkStart w:id="21" w:name="order-statistics"/>
     <w:p>
@@ -2215,6 +2229,42 @@
       </w:r>
     </w:p>
     <w:bookmarkEnd w:id="20"/>
+    <w:p>
+      <w:pPr>
+        <w:pStyle w:val="Compact"/>
+        <w:numPr>
+          <w:ilvl w:val="0"/>
+          <w:numId w:val="1001"/>
+        </w:numPr>
+      </w:pPr>
+      <w:r>
+        <w:t xml:space="preserve">Hogg et al. (2019, sec. 6.3, pp. 256–263)</w:t>
+      </w:r>
+      <w:r>
+        <w:t xml:space="preserve"> </w:t>
+      </w:r>
+      <w:r>
+        <w:t xml:space="preserve">covers order statistics.</w:t>
+      </w:r>
+    </w:p>
+    <w:p>
+      <w:pPr>
+        <w:pStyle w:val="Compact"/>
+        <w:numPr>
+          <w:ilvl w:val="0"/>
+          <w:numId w:val="1001"/>
+        </w:numPr>
+      </w:pPr>
+      <w:r>
+        <w:t xml:space="preserve">Casella and Berger (2002, sec. 5.4, pp. 226–231)</w:t>
+      </w:r>
+      <w:r>
+        <w:t xml:space="preserve"> </w:t>
+      </w:r>
+      <w:r>
+        <w:t xml:space="preserve">covers order statistics.</w:t>
+      </w:r>
+    </w:p>
     <w:bookmarkEnd w:id="21"/>
     <w:bookmarkStart w:id="28" w:name="sample-quantiles"/>
     <w:p>
@@ -2235,7 +2285,7 @@
           <w:b/>
           <w:bCs/>
         </w:rPr>
-        <w:t xml:space="preserve">Definition 4 (Sample quantile function)</w:t>
+        <w:t xml:space="preserve">Definition 4 (Sample quantile function (empirical quantile function))</w:t>
       </w:r>
       <w:r>
         <w:t xml:space="preserve"> </w:t>
@@ -2482,7 +2532,55 @@
           <w:b/>
           <w:bCs/>
         </w:rPr>
-        <w:t xml:space="preserve">Definition 5 (Sample quantile)</w:t>
+        <w:t xml:space="preserve">Definition 5 (Sample</w:t>
+      </w:r>
+      <w:r>
+        <w:rPr>
+          <w:b/>
+          <w:bCs/>
+        </w:rPr>
+        <w:t xml:space="preserve"> </w:t>
+      </w:r>
+      <m:oMath>
+        <m:r>
+          <m:t>p</m:t>
+        </m:r>
+      </m:oMath>
+      <w:r>
+        <w:rPr>
+          <w:b/>
+          <w:bCs/>
+        </w:rPr>
+        <w:t xml:space="preserve"> </w:t>
+      </w:r>
+      <w:r>
+        <w:rPr>
+          <w:b/>
+          <w:bCs/>
+        </w:rPr>
+        <w:t xml:space="preserve">quantile (sample</w:t>
+      </w:r>
+      <w:r>
+        <w:rPr>
+          <w:b/>
+          <w:bCs/>
+        </w:rPr>
+        <w:t xml:space="preserve"> </w:t>
+      </w:r>
+      <m:oMath>
+        <m:r>
+          <m:t>100</m:t>
+        </m:r>
+        <m:r>
+          <m:t>p</m:t>
+        </m:r>
+      </m:oMath>
+      <w:r>
+        <w:rPr>
+          <w:b/>
+          <w:bCs/>
+        </w:rPr>
+        <w:t xml:space="preserve">th percentile))</w:t>
       </w:r>
       <w:r>
         <w:t xml:space="preserve"> </w:t>
@@ -4342,7 +4440,7 @@
         <w:pStyle w:val="Compact"/>
         <w:numPr>
           <w:ilvl w:val="0"/>
-          <w:numId w:val="1001"/>
+          <w:numId w:val="1002"/>
         </w:numPr>
       </w:pPr>
       <m:oMath>
@@ -4431,7 +4529,7 @@
         <w:pStyle w:val="Compact"/>
         <w:numPr>
           <w:ilvl w:val="0"/>
-          <w:numId w:val="1001"/>
+          <w:numId w:val="1002"/>
         </w:numPr>
       </w:pPr>
       <m:oMath>
@@ -4529,7 +4627,7 @@
         <w:pStyle w:val="Compact"/>
         <w:numPr>
           <w:ilvl w:val="0"/>
-          <w:numId w:val="1001"/>
+          <w:numId w:val="1002"/>
         </w:numPr>
       </w:pPr>
       <m:oMath>
@@ -4627,7 +4725,7 @@
         <w:pStyle w:val="Compact"/>
         <w:numPr>
           <w:ilvl w:val="0"/>
-          <w:numId w:val="1001"/>
+          <w:numId w:val="1002"/>
         </w:numPr>
       </w:pPr>
       <m:oMath>
@@ -5149,6 +5247,20 @@
       </w:r>
     </w:p>
     <w:bookmarkEnd w:id="27"/>
+    <w:p>
+      <w:pPr>
+        <w:pStyle w:val="BodyText"/>
+      </w:pPr>
+      <w:r>
+        <w:t xml:space="preserve">Hogg et al. (2019, sec. 7.5, pp. 337–343)</w:t>
+      </w:r>
+      <w:r>
+        <w:t xml:space="preserve"> </w:t>
+      </w:r>
+      <w:r>
+        <w:t xml:space="preserve">covers distribution-free confidence intervals for percentiles.</w:t>
+      </w:r>
+    </w:p>
     <w:bookmarkEnd w:id="28"/>
     <w:bookmarkStart w:id="38" w:name="X098afd29d2cc0af81e1daaf31ade1d91d7df2a7"/>
     <w:p>
@@ -8167,22 +8279,22 @@
         <w:t xml:space="preserve">with equality only at the observed values.</w:t>
       </w:r>
     </w:p>
-    <w:bookmarkEnd w:id="38"/>
-    <w:bookmarkStart w:id="39" w:name="textbook-cross-references"/>
     <w:p>
       <w:pPr>
-        <w:pStyle w:val="Heading2"/>
+        <w:pStyle w:val="Compact"/>
+        <w:numPr>
+          <w:ilvl w:val="0"/>
+          <w:numId w:val="1003"/>
+        </w:numPr>
       </w:pPr>
       <w:r>
-        <w:t xml:space="preserve">Textbook cross-references</w:t>
-      </w:r>
-    </w:p>
-    <w:p>
-      <w:pPr>
-        <w:pStyle w:val="FirstParagraph"/>
-      </w:pPr>
-      <w:r>
-        <w:t xml:space="preserve">Textbook sections on the topics of this page:</w:t>
+        <w:t xml:space="preserve">Hogg et al. (2019, sec. 8.5, pp. 392–402)</w:t>
+      </w:r>
+      <w:r>
+        <w:t xml:space="preserve"> </w:t>
+      </w:r>
+      <w:r>
+        <w:t xml:space="preserve">covers some distribution-free tests.</w:t>
       </w:r>
     </w:p>
     <w:p>
@@ -8190,14 +8302,17 @@
         <w:pStyle w:val="Compact"/>
         <w:numPr>
           <w:ilvl w:val="0"/>
-          <w:numId w:val="1002"/>
+          <w:numId w:val="1003"/>
         </w:numPr>
       </w:pPr>
       <w:r>
-        <w:t xml:space="preserve">Hogg et al. (2019, sec. 6.3, pp. 256–263)</w:t>
-      </w:r>
-      <w:r>
-        <w:t xml:space="preserve">: Order statistics</w:t>
+        <w:t xml:space="preserve">Rice (2007, sec. 11.2.3, pp. 435–442)</w:t>
+      </w:r>
+      <w:r>
+        <w:t xml:space="preserve"> </w:t>
+      </w:r>
+      <w:r>
+        <w:t xml:space="preserve">covers the Mann–Whitney test.</w:t>
       </w:r>
     </w:p>
     <w:p>
@@ -8205,14 +8320,17 @@
         <w:pStyle w:val="Compact"/>
         <w:numPr>
           <w:ilvl w:val="0"/>
-          <w:numId w:val="1002"/>
+          <w:numId w:val="1003"/>
         </w:numPr>
       </w:pPr>
       <w:r>
-        <w:t xml:space="preserve">Hogg et al. (2019, sec. 7.5, pp. 337–343)</w:t>
-      </w:r>
-      <w:r>
-        <w:t xml:space="preserve">: Distribution-free confidence intervals for percentiles</w:t>
+        <w:t xml:space="preserve">Rice (2007, sec. 11.3.2, pp. 448–449)</w:t>
+      </w:r>
+      <w:r>
+        <w:t xml:space="preserve"> </w:t>
+      </w:r>
+      <w:r>
+        <w:t xml:space="preserve">covers the signed rank test.</w:t>
       </w:r>
     </w:p>
     <w:p>
@@ -8220,32 +8338,20 @@
         <w:pStyle w:val="Compact"/>
         <w:numPr>
           <w:ilvl w:val="0"/>
-          <w:numId w:val="1002"/>
+          <w:numId w:val="1003"/>
         </w:numPr>
       </w:pPr>
       <w:r>
-        <w:t xml:space="preserve">Hogg et al. (2019, sec. 8.5, pp. 392–402)</w:t>
-      </w:r>
-      <w:r>
-        <w:t xml:space="preserve">: Some distribution-free tests</w:t>
+        <w:t xml:space="preserve">Rice (2007, sec. 12.2.3, p. 488)</w:t>
+      </w:r>
+      <w:r>
+        <w:t xml:space="preserve"> </w:t>
+      </w:r>
+      <w:r>
+        <w:t xml:space="preserve">covers the Kruskal–Wallis test.</w:t>
       </w:r>
     </w:p>
-    <w:p>
-      <w:pPr>
-        <w:pStyle w:val="Compact"/>
-        <w:numPr>
-          <w:ilvl w:val="0"/>
-          <w:numId w:val="1002"/>
-        </w:numPr>
-      </w:pPr>
-      <w:r>
-        <w:t xml:space="preserve">Casella and Berger (2002, sec. 5.4, pp. 226–231)</w:t>
-      </w:r>
-      <w:r>
-        <w:t xml:space="preserve">: Order statistics</w:t>
-      </w:r>
-    </w:p>
-    <w:bookmarkEnd w:id="39"/>
+    <w:bookmarkEnd w:id="38"/>
     <w:bookmarkStart w:id="48" w:name="references"/>
     <w:p>
       <w:pPr>
@@ -8256,7 +8362,7 @@
       </w:r>
     </w:p>
     <w:bookmarkStart w:id="47" w:name="refs"/>
-    <w:bookmarkStart w:id="41" w:name="ref-CaseBerg01"/>
+    <w:bookmarkStart w:id="40" w:name="ref-CaseBerg01"/>
     <w:p>
       <w:pPr>
         <w:pStyle w:val="Bibliography"/>
@@ -8280,7 +8386,7 @@
       <w:r>
         <w:t xml:space="preserve"> </w:t>
       </w:r>
-      <w:hyperlink r:id="rId40">
+      <w:hyperlink r:id="rId39">
         <w:r>
           <w:rPr>
             <w:rStyle w:val="Hyperlink"/>
@@ -8292,8 +8398,8 @@
         <w:t xml:space="preserve">.</w:t>
       </w:r>
     </w:p>
-    <w:bookmarkEnd w:id="41"/>
-    <w:bookmarkStart w:id="43" w:name="ref-efron1993introduction"/>
+    <w:bookmarkEnd w:id="40"/>
+    <w:bookmarkStart w:id="42" w:name="ref-efron1993introduction"/>
     <w:p>
       <w:pPr>
         <w:pStyle w:val="Bibliography"/>
@@ -8317,7 +8423,7 @@
       <w:r>
         <w:t xml:space="preserve"> </w:t>
       </w:r>
-      <w:hyperlink r:id="rId42">
+      <w:hyperlink r:id="rId41">
         <w:r>
           <w:rPr>
             <w:rStyle w:val="Hyperlink"/>
@@ -8329,8 +8435,8 @@
         <w:t xml:space="preserve">.</w:t>
       </w:r>
     </w:p>
-    <w:bookmarkEnd w:id="43"/>
-    <w:bookmarkStart w:id="45" w:name="ref-hastie2009elements"/>
+    <w:bookmarkEnd w:id="42"/>
+    <w:bookmarkStart w:id="44" w:name="ref-hastie2009elements"/>
     <w:p>
       <w:pPr>
         <w:pStyle w:val="Bibliography"/>
@@ -8354,7 +8460,7 @@
       <w:r>
         <w:t xml:space="preserve"> </w:t>
       </w:r>
-      <w:hyperlink r:id="rId44">
+      <w:hyperlink r:id="rId43">
         <w:r>
           <w:rPr>
             <w:rStyle w:val="Hyperlink"/>
@@ -8366,8 +8472,8 @@
         <w:t xml:space="preserve">.</w:t>
       </w:r>
     </w:p>
-    <w:bookmarkEnd w:id="45"/>
-    <w:bookmarkStart w:id="46" w:name="ref-hoggtanis2015"/>
+    <w:bookmarkEnd w:id="44"/>
+    <w:bookmarkStart w:id="45" w:name="ref-hoggtanis2015"/>
     <w:p>
       <w:pPr>
         <w:pStyle w:val="Bibliography"/>
@@ -8387,6 +8493,29 @@
       </w:r>
       <w:r>
         <w:t xml:space="preserve">. Tenth edition. Pearson.</w:t>
+      </w:r>
+    </w:p>
+    <w:bookmarkEnd w:id="45"/>
+    <w:bookmarkStart w:id="46" w:name="ref-rice2007mathematical"/>
+    <w:p>
+      <w:pPr>
+        <w:pStyle w:val="Bibliography"/>
+      </w:pPr>
+      <w:r>
+        <w:t xml:space="preserve">Rice, John A. 2007.</w:t>
+      </w:r>
+      <w:r>
+        <w:t xml:space="preserve"> </w:t>
+      </w:r>
+      <w:r>
+        <w:rPr>
+          <w:i/>
+          <w:iCs/>
+        </w:rPr>
+        <w:t xml:space="preserve">Mathematical Statistics and Data Analysis</w:t>
+      </w:r>
+      <w:r>
+        <w:t xml:space="preserve">. 3rd ed. Cengage Learning.</w:t>
       </w:r>
     </w:p>
     <w:bookmarkEnd w:id="46"/>
@@ -8612,6 +8741,9 @@
     <w:abstractNumId w:val="991"/>
   </w:num>
   <w:num w:numId="1002">
+    <w:abstractNumId w:val="991"/>
+  </w:num>
+  <w:num w:numId="1003">
     <w:abstractNumId w:val="991"/>
   </w:num>
 </w:numbering>

--- a/pr-preview/pr-204/nonparametric-models-handout.docx
+++ b/pr-preview/pr-204/nonparametric-models-handout.docx
@@ -15,7 +15,7 @@
         <w:pStyle w:val="Date"/>
       </w:pPr>
       <w:r>
-        <w:t xml:space="preserve">Last modified: 2026-10-15 08:46:14 (PDT)</w:t>
+        <w:t xml:space="preserve">Last modified: 2026-10-15 12:50:24 (PDT)</w:t>
       </w:r>
     </w:p>
     <w:bookmarkStart w:id="14" w:name="empirical-distribution"/>
@@ -8277,6 +8277,14 @@
       </w:r>
       <w:r>
         <w:t xml:space="preserve">with equality only at the observed values.</w:t>
+      </w:r>
+    </w:p>
+    <w:p>
+      <w:pPr>
+        <w:pStyle w:val="BodyText"/>
+      </w:pPr>
+      <w:r>
+        <w:t xml:space="preserve">These readings look ahead from the empirical CDF to distribution-free tests, which this page does not cover:</w:t>
       </w:r>
     </w:p>
     <w:p>

--- a/pr-preview/pr-204/nonparametric-models-handout.docx
+++ b/pr-preview/pr-204/nonparametric-models-handout.docx
@@ -15,7 +15,7 @@
         <w:pStyle w:val="Date"/>
       </w:pPr>
       <w:r>
-        <w:t xml:space="preserve">Last modified: 2026-10-15 12:50:24 (PDT)</w:t>
+        <w:t xml:space="preserve">Last modified: 2026-10-15 13:07:45 (PDT)</w:t>
       </w:r>
     </w:p>
     <w:bookmarkStart w:id="14" w:name="empirical-distribution"/>
